--- a/public/materialy/1L/6/Pro žáky/Digitální pracovní sešit.docx
+++ b/public/materialy/1L/6/Pro žáky/Digitální pracovní sešit.docx
@@ -2855,7 +2855,7 @@
         <w:rPr>
           <w:color w:val="5C6965"/>
         </w:rPr>
-        <w:t>Ořízni na 16:9 a uprav jas a kontrast. Zapiš použité hodnoty.</w:t>
+        <w:t xml:space="preserve">Napiš, k čemu fotka bude (třeba plakát). Ořízni na 16:9, uprav jas a kontrast a zapiš hodnoty.</w:t>
       </w:r>
     </w:p>
     <w:p>
@@ -3660,7 +3660,7 @@
         <w:rPr>
           <w:color w:val="5C6965"/>
         </w:rPr>
-        <w:t>Plátno 800 × 800 px, jen základní tvary, nejvýše tři barvy.</w:t>
+        <w:t xml:space="preserve">Napiš, pro jaký klub je a co má říct. Plátno 800 × 800 px, základní tvary, nejvýše tři barvy.</w:t>
       </w:r>
     </w:p>
     <w:p>
@@ -4952,7 +4952,7 @@
         <w:t xml:space="preserve">Cíl: </w:t>
       </w:r>
       <w:r>
-        <w:t>Student vytvoří infografiku, která data zobrazuje poctivě, a rozpozná zavádějící zobrazení.</w:t>
+        <w:t xml:space="preserve">Student vytvoří infografiku, která data zobrazuje poctivě a je srozumitelná na první pohled, a rozpozná zavádějící zobrazení.</w:t>
       </w:r>
     </w:p>
     <w:p>
@@ -4967,7 +4967,7 @@
         <w:t xml:space="preserve">Otevři: </w:t>
       </w:r>
       <w:r>
-        <w:t>Canva, Infografika v Canvě.txt, Výstupy k posouzení/</w:t>
+        <w:t xml:space="preserve">Excel, PowerPoint, Infografika v Canvě.txt, Výstupy k posouzení/</w:t>
       </w:r>
     </w:p>
     <w:p>
@@ -4988,7 +4988,7 @@
         <w:spacing w:after="120"/>
       </w:pPr>
       <w:r>
-        <w:t>Graf umí říct pravdu i zavádět, aniž by změnil jediné číslo. Dnes obojí uvidíš vedle sebe a pak vytvoříš infografiku, která data ukazuje poctivě.</w:t>
+        <w:t xml:space="preserve">Graf umí říct pravdu i zavádět, aniž by změnil jediné číslo. Dnes obojí uvidíš vedle sebe a pak vytvoříš infografiku, která data ukazuje poctivě a kterou spolužák pochopí za pět sekund.</w:t>
       </w:r>
     </w:p>
     <w:p>
@@ -5151,7 +5151,7 @@
               <w:rPr>
                 <w:sz w:val="19"/>
               </w:rPr>
-              <w:t>Osa od nuly</w:t>
+              <w:t xml:space="preserve">Hierarchie</w:t>
             </w:r>
           </w:p>
         </w:tc>
@@ -5184,7 +5184,7 @@
               <w:rPr>
                 <w:sz w:val="19"/>
               </w:rPr>
-              <w:t>Graf podle dat</w:t>
+              <w:t xml:space="preserve">Blízkost a kontrast</w:t>
             </w:r>
           </w:p>
         </w:tc>
@@ -5217,7 +5217,7 @@
               <w:rPr>
                 <w:sz w:val="19"/>
               </w:rPr>
-              <w:t>Zdroj a omezení</w:t>
+              <w:t xml:space="preserve">Poctivý graf</w:t>
             </w:r>
           </w:p>
         </w:tc>
@@ -5287,7 +5287,7 @@
         <w:rPr>
           <w:color w:val="5C6965"/>
         </w:rPr>
-        <w:t>Zpracuj obě sady dat ze zadání podle povinných prvků.</w:t>
+        <w:t xml:space="preserve">Vyber jednu sadu dat, napiš, pro koho to je, a udělej graf v Excelu.</w:t>
       </w:r>
     </w:p>
     <w:p>
@@ -5298,13 +5298,13 @@
         <w:rPr>
           <w:b/>
         </w:rPr>
-        <w:t xml:space="preserve">3. Export: </w:t>
+        <w:t xml:space="preserve">3. Test pěti sekund: </w:t>
       </w:r>
       <w:r>
         <w:rPr>
           <w:color w:val="5C6965"/>
         </w:rPr>
-        <w:t>Ulož infografika.pdf a infografika.png a zdůvodni volbu formátů.</w:t>
+        <w:t xml:space="preserve">Spolužák řekne, co je hlavní. Oprav, co nepochopil, a ulož PDF a PNG.</w:t>
       </w:r>
     </w:p>
     <w:p>
@@ -5524,7 +5524,7 @@
       </w:pPr>
       <w:r>
         <w:lastRenderedPageBreak/>
-        <w:t>☐  Obě osy v tvé infografice začínají na nule.</w:t>
+        <w:t xml:space="preserve">☐  Osa tvého grafu začíná na nule a graf není ve 3D.</w:t>
       </w:r>
     </w:p>
     <w:p>
@@ -5533,7 +5533,7 @@
         <w:spacing w:after="40"/>
       </w:pPr>
       <w:r>
-        <w:t>☐  Uvedl jsi zdroj, velikost vzorku i datum.</w:t>
+        <w:t xml:space="preserve">☐  Uvedl jsi zdroj, velikost vzorku, datum i omezení dat.</w:t>
       </w:r>
     </w:p>
     <w:p>
@@ -5542,7 +5542,7 @@
         <w:spacing w:after="40"/>
       </w:pPr>
       <w:r>
-        <w:t>☐  Máš poznámku o omezení dat.</w:t>
+        <w:t xml:space="preserve">☐  Použil jsi nejvýše dvě písma a čtyři barvy.</w:t>
       </w:r>
     </w:p>
     <w:p>
@@ -5551,7 +5551,7 @@
         <w:spacing w:after="40"/>
       </w:pPr>
       <w:r>
-        <w:t>☐  Použil jsi nejvýše dvě písma a čtyři barvy.</w:t>
+        <w:t xml:space="preserve">☐  Po testu pěti sekund jsi opravil, co spolužák nepochopil.</w:t>
       </w:r>
     </w:p>
     <w:p>
@@ -5578,7 +5578,7 @@
         <w:t xml:space="preserve">•  </w:t>
       </w:r>
       <w:r>
-        <w:t>Osa sloupcového grafu musí začínat na nule.</w:t>
+        <w:t xml:space="preserve">Osa sloupcového grafu začíná na nule a koláč nepatří do 3D.</w:t>
       </w:r>
     </w:p>
     <w:p>
@@ -5592,7 +5592,7 @@
         <w:t xml:space="preserve">•  </w:t>
       </w:r>
       <w:r>
-        <w:t>3D efekt u koláčového grafu zkresluje plochy — nepoužívej ho.</w:t>
+        <w:t xml:space="preserve">Hlavní zjištění musí být vidět jako první. Ověříš to testem pěti sekund.</w:t>
       </w:r>
     </w:p>
     <w:p>
@@ -5757,7 +5757,7 @@
         <w:t xml:space="preserve">Cíl: </w:t>
       </w:r>
       <w:r>
-        <w:t>Student propojí dovednosti z celého bloku do jednoho výstupu, doloží svá rozhodnutí a obhájí je.</w:t>
+        <w:t xml:space="preserve">Student propojí dovednosti z celého bloku do výstupu pro konkrétního čtenáře, ověří ho testem u spolužáka a obhájí svá rozhodnutí.</w:t>
       </w:r>
     </w:p>
     <w:p>
@@ -5793,7 +5793,7 @@
         <w:spacing w:after="120"/>
       </w:pPr>
       <w:r>
-        <w:t>Dnes dáš dohromady všechno z bloku do jednoho výstupu a obhájíš svá rozhodnutí. Právě schopnost říct proč jsi něco udělal odlišuje řemeslo od náhody.</w:t>
+        <w:t xml:space="preserve">Dnes dáš dohromady všechno z bloku do jednoho výstupu pro konkrétního čtenáře, ověříš, že ho pochopí, a obhájíš svá rozhodnutí. Právě schopnost říct, proč jsi něco udělal, odlišuje řemeslo od náhody.</w:t>
       </w:r>
     </w:p>
     <w:p>
@@ -6022,7 +6022,7 @@
               <w:rPr>
                 <w:sz w:val="19"/>
               </w:rPr>
-              <w:t>Doložení</w:t>
+              <w:t xml:space="preserve">Test a doložení</w:t>
             </w:r>
           </w:p>
         </w:tc>
@@ -6075,7 +6075,7 @@
         <w:rPr>
           <w:color w:val="5C6965"/>
         </w:rPr>
-        <w:t>Zpracuj vybranou variantu podle povinných prvků v zadání.</w:t>
+        <w:t xml:space="preserve">Napiš „Určeno pro…“ a „Čtenář má pochopit…“, pak zpracuj variantu podle zadání.</w:t>
       </w:r>
     </w:p>
     <w:p>
@@ -6086,13 +6086,13 @@
         <w:rPr>
           <w:b/>
         </w:rPr>
-        <w:t xml:space="preserve">2. Technický list: </w:t>
+        <w:t xml:space="preserve">2. Test pěti sekund: </w:t>
       </w:r>
       <w:r>
         <w:rPr>
           <w:color w:val="5C6965"/>
         </w:rPr>
-        <w:t>Zapiš rozměry, formáty, velikosti souborů a použité nástroje.</w:t>
+        <w:t xml:space="preserve">Spolužák řekne pevné věty ze zadání. Oprav, co nepochopil, a zapiš to.</w:t>
       </w:r>
     </w:p>
     <w:p>
@@ -6103,13 +6103,13 @@
         <w:rPr>
           <w:b/>
         </w:rPr>
-        <w:t xml:space="preserve">3. Obhajoba: </w:t>
+        <w:t xml:space="preserve">3. List a obhajoba: </w:t>
       </w:r>
       <w:r>
         <w:rPr>
           <w:color w:val="5C6965"/>
         </w:rPr>
-        <w:t>Připrav tři věty: co jsi zvolil, proč a co bys udělal jinak.</w:t>
+        <w:t xml:space="preserve">Technický list včetně použití AI a tři věty: co, proč a co jinak.</w:t>
       </w:r>
     </w:p>
     <w:p>
@@ -6329,7 +6329,7 @@
       </w:pPr>
       <w:r>
         <w:lastRenderedPageBreak/>
-        <w:t>☐  Výstup splňuje všechny povinné prvky zadání.</w:t>
+        <w:t xml:space="preserve">☐  Výstup má všechny povinné prvky a větu „Určeno pro…“.</w:t>
       </w:r>
     </w:p>
     <w:p>
@@ -6338,7 +6338,7 @@
         <w:spacing w:after="40"/>
       </w:pPr>
       <w:r>
-        <w:t>☐  Technický list obsahuje rozměry, formáty i velikosti.</w:t>
+        <w:t xml:space="preserve">☐  Technický list má rozměry, formáty, velikosti i použití AI.</w:t>
       </w:r>
     </w:p>
     <w:p>
@@ -6347,7 +6347,7 @@
         <w:spacing w:after="40"/>
       </w:pPr>
       <w:r>
-        <w:t>☐  U volby formátu máš uvedený důvod.</w:t>
+        <w:t xml:space="preserve">☐  Po testu pěti sekund jsi opravil, co spolužák nepochopil.</w:t>
       </w:r>
     </w:p>
     <w:p>
@@ -6397,7 +6397,7 @@
         <w:t xml:space="preserve">•  </w:t>
       </w:r>
       <w:r>
-        <w:t>Ke každému rozhodnutí patří důvod, který umíš vyslovit.</w:t>
+        <w:t xml:space="preserve">Výstup je hotový, až ho pochopí ten, pro koho je. Ke každému rozhodnutí patří důvod.</w:t>
       </w:r>
     </w:p>
     <w:p>

--- a/public/materialy/1L/6/Pro žáky/Digitální pracovní sešit.docx
+++ b/public/materialy/1L/6/Pro žáky/Digitální pracovní sešit.docx
@@ -12,7 +12,7 @@
           <w:color w:val="0C8A83"/>
           <w:sz w:val="18"/>
         </w:rPr>
-        <w:t>INFORMATIKA · 1. ROČNÍK SŠ</w:t>
+        <w:t>INFORMATIKA · STŘEDNÍ ŠKOLA</w:t>
       </w:r>
     </w:p>
     <w:p>
